--- a/assets/templates/word/encounter.docx
+++ b/assets/templates/word/encounter.docx
@@ -36,7 +36,25 @@
           <w:szCs w:val="28"/>
           <w:lang w:val="ru-RU"/>
         </w:rPr>
-        <w:t xml:space="preserve">     гриф секретности</w:t>
+        <w:t xml:space="preserve">     </w:t>
+      </w:r>
+      <w:r>
+        <w:rPr>
+          <w:rFonts w:ascii="Times New Roman" w:hAnsi="Times New Roman" w:cs="Times New Roman"/>
+          <w:sz w:val="28"/>
+          <w:szCs w:val="28"/>
+          <w:lang w:val="ru-RU"/>
+        </w:rPr>
+        <w:t>Г</w:t>
+      </w:r>
+      <w:r>
+        <w:rPr>
+          <w:rFonts w:ascii="Times New Roman" w:hAnsi="Times New Roman" w:cs="Times New Roman"/>
+          <w:sz w:val="28"/>
+          <w:szCs w:val="28"/>
+          <w:lang w:val="ru-RU"/>
+        </w:rPr>
+        <w:t>риф секретности</w:t>
       </w:r>
     </w:p>
     <w:p>
@@ -46,16 +64,14 @@
         <w:jc w:val="center"/>
         <w:rPr>
           <w:rFonts w:ascii="Times New Roman" w:hAnsi="Times New Roman" w:cs="Times New Roman"/>
-          <w:sz w:val="28"/>
-          <w:szCs w:val="28"/>
+          <w:szCs w:val="20"/>
           <w:lang w:val="ru-RU"/>
         </w:rPr>
       </w:pPr>
       <w:r>
         <w:rPr>
           <w:rFonts w:ascii="Times New Roman" w:hAnsi="Times New Roman" w:cs="Times New Roman"/>
-          <w:sz w:val="28"/>
-          <w:szCs w:val="28"/>
+          <w:szCs w:val="20"/>
           <w:lang w:val="ru-RU"/>
         </w:rPr>
         <w:t>(пп. приказа)</w:t>
@@ -91,7 +107,7 @@
           <w:szCs w:val="28"/>
           <w:lang w:val="ru-RU"/>
         </w:rPr>
-        <w:t xml:space="preserve">Справка </w:t>
+        <w:t>{{ encounter.word_title }}</w:t>
       </w:r>
     </w:p>
     <w:p>
@@ -104,70 +120,6 @@
           <w:lang w:val="ru-RU"/>
         </w:rPr>
       </w:pPr>
-      <w:r>
-        <w:rPr>
-          <w:rFonts w:ascii="Times New Roman" w:hAnsi="Times New Roman" w:cs="Times New Roman"/>
-          <w:b/>
-          <w:sz w:val="28"/>
-          <w:szCs w:val="28"/>
-          <w:lang w:val="ru-RU"/>
-        </w:rPr>
-        <w:t>о в</w:t>
-      </w:r>
-      <w:r>
-        <w:rPr>
-          <w:rFonts w:ascii="Times New Roman" w:hAnsi="Times New Roman" w:cs="Times New Roman"/>
-          <w:b/>
-          <w:sz w:val="28"/>
-          <w:szCs w:val="28"/>
-        </w:rPr>
-        <w:t>стреч</w:t>
-      </w:r>
-      <w:r>
-        <w:rPr>
-          <w:rFonts w:ascii="Times New Roman" w:hAnsi="Times New Roman" w:cs="Times New Roman"/>
-          <w:b/>
-          <w:sz w:val="28"/>
-          <w:szCs w:val="28"/>
-          <w:lang w:val="ru-RU"/>
-        </w:rPr>
-        <w:t>е</w:t>
-      </w:r>
-      <w:r>
-        <w:rPr>
-          <w:rFonts w:ascii="Times New Roman" w:hAnsi="Times New Roman" w:cs="Times New Roman"/>
-          <w:b/>
-          <w:sz w:val="28"/>
-          <w:szCs w:val="28"/>
-        </w:rPr>
-        <w:t xml:space="preserve"> с пациентом</w:t>
-      </w:r>
-      <w:r>
-        <w:rPr>
-          <w:rFonts w:ascii="Times New Roman" w:hAnsi="Times New Roman" w:cs="Times New Roman"/>
-          <w:b/>
-          <w:sz w:val="28"/>
-          <w:szCs w:val="28"/>
-          <w:lang w:val="ru-RU"/>
-        </w:rPr>
-        <w:t xml:space="preserve"> </w:t>
-      </w:r>
-      <w:r>
-        <w:t>{{ patient.callsign }}</w:t>
-      </w:r>
-      <w:r>
-        <w:rPr>
-          <w:rFonts w:ascii="Times New Roman" w:hAnsi="Times New Roman" w:cs="Times New Roman"/>
-          <w:b/>
-          <w:sz w:val="28"/>
-          <w:szCs w:val="28"/>
-          <w:lang w:val="ru-RU"/>
-        </w:rPr>
-        <w:t xml:space="preserve"> л.н.  </w:t>
-      </w:r>
-      <w:r>
-        <w:t>{{ patient.personal_number }}</w:t>
-      </w:r>
     </w:p>
     <w:tbl>
       <w:tblPr>
@@ -207,7 +159,19 @@
             <w:tcW w:w="5040" w:type="dxa"/>
           </w:tcPr>
           <w:p>
+            <w:pPr>
+              <w:rPr>
+                <w:rFonts w:ascii="Times New Roman" w:hAnsi="Times New Roman" w:cs="Times New Roman"/>
+                <w:sz w:val="28"/>
+                <w:szCs w:val="28"/>
+              </w:rPr>
+            </w:pPr>
             <w:r>
+              <w:rPr>
+                <w:rFonts w:ascii="Times New Roman" w:hAnsi="Times New Roman" w:cs="Times New Roman"/>
+                <w:sz w:val="28"/>
+                <w:szCs w:val="28"/>
+              </w:rPr>
               <w:t>{{ patient.callsign }}</w:t>
             </w:r>
           </w:p>
@@ -241,7 +205,19 @@
             <w:tcW w:w="5040" w:type="dxa"/>
           </w:tcPr>
           <w:p>
+            <w:pPr>
+              <w:rPr>
+                <w:rFonts w:ascii="Times New Roman" w:hAnsi="Times New Roman" w:cs="Times New Roman"/>
+                <w:sz w:val="28"/>
+                <w:szCs w:val="28"/>
+              </w:rPr>
+            </w:pPr>
             <w:r>
+              <w:rPr>
+                <w:rFonts w:ascii="Times New Roman" w:hAnsi="Times New Roman" w:cs="Times New Roman"/>
+                <w:sz w:val="28"/>
+                <w:szCs w:val="28"/>
+              </w:rPr>
               <w:t>{{ patient.personal_number }}</w:t>
             </w:r>
           </w:p>
@@ -275,7 +251,19 @@
             <w:tcW w:w="5040" w:type="dxa"/>
           </w:tcPr>
           <w:p>
+            <w:pPr>
+              <w:rPr>
+                <w:rFonts w:ascii="Times New Roman" w:hAnsi="Times New Roman" w:cs="Times New Roman"/>
+                <w:sz w:val="28"/>
+                <w:szCs w:val="28"/>
+              </w:rPr>
+            </w:pPr>
             <w:r>
+              <w:rPr>
+                <w:rFonts w:ascii="Times New Roman" w:hAnsi="Times New Roman" w:cs="Times New Roman"/>
+                <w:sz w:val="28"/>
+                <w:szCs w:val="28"/>
+              </w:rPr>
               <w:t>{{ encounter.started_at }}</w:t>
             </w:r>
           </w:p>
@@ -309,7 +297,19 @@
             <w:tcW w:w="5040" w:type="dxa"/>
           </w:tcPr>
           <w:p>
+            <w:pPr>
+              <w:rPr>
+                <w:rFonts w:ascii="Times New Roman" w:hAnsi="Times New Roman" w:cs="Times New Roman"/>
+                <w:sz w:val="28"/>
+                <w:szCs w:val="28"/>
+              </w:rPr>
+            </w:pPr>
             <w:r>
+              <w:rPr>
+                <w:rFonts w:ascii="Times New Roman" w:hAnsi="Times New Roman" w:cs="Times New Roman"/>
+                <w:sz w:val="28"/>
+                <w:szCs w:val="28"/>
+              </w:rPr>
               <w:t>{{ doctor.full_name }}</w:t>
             </w:r>
           </w:p>
@@ -345,7 +345,19 @@
             <w:tcW w:w="5040" w:type="dxa"/>
           </w:tcPr>
           <w:p>
+            <w:pPr>
+              <w:rPr>
+                <w:rFonts w:ascii="Times New Roman" w:hAnsi="Times New Roman" w:cs="Times New Roman"/>
+                <w:sz w:val="28"/>
+                <w:szCs w:val="28"/>
+              </w:rPr>
+            </w:pPr>
             <w:r>
+              <w:rPr>
+                <w:rFonts w:ascii="Times New Roman" w:hAnsi="Times New Roman" w:cs="Times New Roman"/>
+                <w:sz w:val="28"/>
+                <w:szCs w:val="28"/>
+              </w:rPr>
               <w:t>{{ document.location }}</w:t>
             </w:r>
           </w:p>
@@ -379,7 +391,19 @@
             <w:tcW w:w="5040" w:type="dxa"/>
           </w:tcPr>
           <w:p>
+            <w:pPr>
+              <w:rPr>
+                <w:rFonts w:ascii="Times New Roman" w:hAnsi="Times New Roman" w:cs="Times New Roman"/>
+                <w:sz w:val="28"/>
+                <w:szCs w:val="28"/>
+              </w:rPr>
+            </w:pPr>
             <w:r>
+              <w:rPr>
+                <w:rFonts w:ascii="Times New Roman" w:hAnsi="Times New Roman" w:cs="Times New Roman"/>
+                <w:sz w:val="28"/>
+                <w:szCs w:val="28"/>
+              </w:rPr>
               <w:t>{{ encounter.meeting_result }}</w:t>
             </w:r>
           </w:p>
@@ -413,7 +437,19 @@
             <w:tcW w:w="5040" w:type="dxa"/>
           </w:tcPr>
           <w:p>
+            <w:pPr>
+              <w:rPr>
+                <w:rFonts w:ascii="Times New Roman" w:hAnsi="Times New Roman" w:cs="Times New Roman"/>
+                <w:sz w:val="28"/>
+                <w:szCs w:val="28"/>
+              </w:rPr>
+            </w:pPr>
             <w:r>
+              <w:rPr>
+                <w:rFonts w:ascii="Times New Roman" w:hAnsi="Times New Roman" w:cs="Times New Roman"/>
+                <w:sz w:val="28"/>
+                <w:szCs w:val="28"/>
+              </w:rPr>
               <w:t>{{ document.number }}</w:t>
             </w:r>
           </w:p>
@@ -447,24 +483,22 @@
             <w:tcW w:w="5040" w:type="dxa"/>
           </w:tcPr>
           <w:p>
+            <w:pPr>
+              <w:rPr>
+                <w:rFonts w:ascii="Times New Roman" w:hAnsi="Times New Roman" w:cs="Times New Roman"/>
+                <w:sz w:val="28"/>
+                <w:szCs w:val="28"/>
+              </w:rPr>
+            </w:pPr>
             <w:r>
+              <w:rPr>
+                <w:rFonts w:ascii="Times New Roman" w:hAnsi="Times New Roman" w:cs="Times New Roman"/>
+                <w:sz w:val="28"/>
+                <w:szCs w:val="28"/>
+              </w:rPr>
               <w:t>{{ encounter.reason }}</w:t>
             </w:r>
           </w:p>
-        </w:tc>
-      </w:tr>
-      <w:tr>
-        <w:tc>
-          <w:tcPr>
-            <w:tcW w:w="5040" w:type="dxa"/>
-          </w:tcPr>
-          <w:p/>
-        </w:tc>
-        <w:tc>
-          <w:tcPr>
-            <w:tcW w:w="5040" w:type="dxa"/>
-          </w:tcPr>
-          <w:p/>
         </w:tc>
       </w:tr>
     </w:tbl>
@@ -473,7 +507,23 @@
         <w:pStyle w:val="21"/>
         <w:spacing w:before="0"/>
         <w:rPr>
+          <w:rFonts w:ascii="Times New Roman" w:hAnsi="Times New Roman" w:cs="Times New Roman"/>
           <w:color w:val="auto"/>
+          <w:sz w:val="28"/>
+          <w:szCs w:val="28"/>
+          <w:lang w:val="ru-RU"/>
+        </w:rPr>
+      </w:pPr>
+    </w:p>
+    <w:p>
+      <w:pPr>
+        <w:pStyle w:val="21"/>
+        <w:spacing w:before="0"/>
+        <w:rPr>
+          <w:rFonts w:ascii="Times New Roman" w:hAnsi="Times New Roman" w:cs="Times New Roman"/>
+          <w:color w:val="auto"/>
+          <w:sz w:val="28"/>
+          <w:szCs w:val="28"/>
         </w:rPr>
       </w:pPr>
       <w:r>
@@ -489,10 +539,33 @@
     <w:p>
       <w:pPr>
         <w:spacing w:after="0"/>
+        <w:rPr>
+          <w:rFonts w:ascii="Times New Roman" w:hAnsi="Times New Roman" w:cs="Times New Roman"/>
+          <w:sz w:val="28"/>
+          <w:szCs w:val="28"/>
+        </w:rPr>
       </w:pPr>
       <w:r>
+        <w:rPr>
+          <w:rFonts w:ascii="Times New Roman" w:hAnsi="Times New Roman" w:cs="Times New Roman"/>
+          <w:sz w:val="28"/>
+          <w:szCs w:val="28"/>
+        </w:rPr>
         <w:t>{{ encounter.patient_info }}</w:t>
       </w:r>
+    </w:p>
+    <w:p>
+      <w:pPr>
+        <w:pStyle w:val="21"/>
+        <w:spacing w:before="0"/>
+        <w:rPr>
+          <w:rFonts w:ascii="Times New Roman" w:hAnsi="Times New Roman" w:cs="Times New Roman"/>
+          <w:color w:val="auto"/>
+          <w:sz w:val="28"/>
+          <w:szCs w:val="28"/>
+          <w:lang w:val="ru-RU"/>
+        </w:rPr>
+      </w:pPr>
     </w:p>
     <w:p>
       <w:pPr>
@@ -518,10 +591,33 @@
     <w:p>
       <w:pPr>
         <w:spacing w:after="0"/>
+        <w:rPr>
+          <w:rFonts w:ascii="Times New Roman" w:hAnsi="Times New Roman" w:cs="Times New Roman"/>
+          <w:sz w:val="28"/>
+          <w:szCs w:val="28"/>
+        </w:rPr>
       </w:pPr>
       <w:r>
+        <w:rPr>
+          <w:rFonts w:ascii="Times New Roman" w:hAnsi="Times New Roman" w:cs="Times New Roman"/>
+          <w:sz w:val="28"/>
+          <w:szCs w:val="28"/>
+        </w:rPr>
         <w:t>{{ encounter.meeting_description }}</w:t>
       </w:r>
+    </w:p>
+    <w:p>
+      <w:pPr>
+        <w:pStyle w:val="21"/>
+        <w:spacing w:before="0"/>
+        <w:rPr>
+          <w:rFonts w:ascii="Times New Roman" w:hAnsi="Times New Roman" w:cs="Times New Roman"/>
+          <w:color w:val="auto"/>
+          <w:sz w:val="28"/>
+          <w:szCs w:val="28"/>
+          <w:lang w:val="ru-RU"/>
+        </w:rPr>
+      </w:pPr>
     </w:p>
     <w:p>
       <w:pPr>
@@ -551,6 +647,7 @@
         <w:spacing w:before="0"/>
         <w:rPr>
           <w:rFonts w:ascii="Times New Roman" w:hAnsi="Times New Roman" w:cs="Times New Roman"/>
+          <w:b w:val="0"/>
           <w:color w:val="auto"/>
           <w:sz w:val="28"/>
           <w:szCs w:val="28"/>
@@ -559,10 +656,27 @@
       </w:pPr>
       <w:r>
         <w:rPr>
+          <w:rFonts w:ascii="Times New Roman" w:hAnsi="Times New Roman" w:cs="Times New Roman"/>
+          <w:b w:val="0"/>
           <w:color w:val="auto"/>
+          <w:sz w:val="28"/>
+          <w:szCs w:val="28"/>
         </w:rPr>
         <w:t>{{ block:informants }}</w:t>
       </w:r>
+    </w:p>
+    <w:p>
+      <w:pPr>
+        <w:pStyle w:val="21"/>
+        <w:spacing w:before="0"/>
+        <w:rPr>
+          <w:rFonts w:ascii="Times New Roman" w:hAnsi="Times New Roman" w:cs="Times New Roman"/>
+          <w:color w:val="auto"/>
+          <w:sz w:val="28"/>
+          <w:szCs w:val="28"/>
+          <w:lang w:val="ru-RU"/>
+        </w:rPr>
+      </w:pPr>
     </w:p>
     <w:p>
       <w:pPr>
@@ -588,10 +702,33 @@
     <w:p>
       <w:pPr>
         <w:spacing w:after="0"/>
+        <w:rPr>
+          <w:rFonts w:ascii="Times New Roman" w:hAnsi="Times New Roman" w:cs="Times New Roman"/>
+          <w:sz w:val="28"/>
+          <w:szCs w:val="28"/>
+        </w:rPr>
       </w:pPr>
       <w:r>
+        <w:rPr>
+          <w:rFonts w:ascii="Times New Roman" w:hAnsi="Times New Roman" w:cs="Times New Roman"/>
+          <w:sz w:val="28"/>
+          <w:szCs w:val="28"/>
+        </w:rPr>
         <w:t>{{ encounter.patient_tasks }}</w:t>
       </w:r>
+    </w:p>
+    <w:p>
+      <w:pPr>
+        <w:pStyle w:val="21"/>
+        <w:spacing w:before="0"/>
+        <w:rPr>
+          <w:rFonts w:ascii="Times New Roman" w:hAnsi="Times New Roman" w:cs="Times New Roman"/>
+          <w:color w:val="auto"/>
+          <w:sz w:val="28"/>
+          <w:szCs w:val="28"/>
+          <w:lang w:val="ru-RU"/>
+        </w:rPr>
+      </w:pPr>
     </w:p>
     <w:p>
       <w:pPr>
@@ -617,10 +754,33 @@
     <w:p>
       <w:pPr>
         <w:spacing w:after="0"/>
+        <w:rPr>
+          <w:rFonts w:ascii="Times New Roman" w:hAnsi="Times New Roman" w:cs="Times New Roman"/>
+          <w:sz w:val="28"/>
+          <w:szCs w:val="28"/>
+        </w:rPr>
       </w:pPr>
       <w:r>
+        <w:rPr>
+          <w:rFonts w:ascii="Times New Roman" w:hAnsi="Times New Roman" w:cs="Times New Roman"/>
+          <w:sz w:val="28"/>
+          <w:szCs w:val="28"/>
+        </w:rPr>
         <w:t>{{ encounter.patient_measures }}</w:t>
       </w:r>
+    </w:p>
+    <w:p>
+      <w:pPr>
+        <w:pStyle w:val="21"/>
+        <w:spacing w:before="0"/>
+        <w:rPr>
+          <w:rFonts w:ascii="Times New Roman" w:hAnsi="Times New Roman" w:cs="Times New Roman"/>
+          <w:color w:val="auto"/>
+          <w:sz w:val="28"/>
+          <w:szCs w:val="28"/>
+          <w:lang w:val="ru-RU"/>
+        </w:rPr>
+      </w:pPr>
     </w:p>
     <w:p>
       <w:pPr>
@@ -647,10 +807,18 @@
       <w:pPr>
         <w:spacing w:after="0"/>
         <w:rPr>
+          <w:rFonts w:ascii="Times New Roman" w:hAnsi="Times New Roman" w:cs="Times New Roman"/>
+          <w:sz w:val="28"/>
+          <w:szCs w:val="28"/>
           <w:lang w:val="ru-RU"/>
         </w:rPr>
       </w:pPr>
       <w:r>
+        <w:rPr>
+          <w:rFonts w:ascii="Times New Roman" w:hAnsi="Times New Roman" w:cs="Times New Roman"/>
+          <w:sz w:val="28"/>
+          <w:szCs w:val="28"/>
+        </w:rPr>
         <w:t>{{ encounter.general_measures }}</w:t>
       </w:r>
     </w:p>
@@ -658,6 +826,9 @@
       <w:pPr>
         <w:spacing w:after="0"/>
         <w:rPr>
+          <w:rFonts w:ascii="Times New Roman" w:hAnsi="Times New Roman" w:cs="Times New Roman"/>
+          <w:sz w:val="28"/>
+          <w:szCs w:val="28"/>
           <w:lang w:val="ru-RU"/>
         </w:rPr>
       </w:pPr>
@@ -689,6 +860,7 @@
           <w:lang w:val="ru-RU"/>
         </w:rPr>
         <w:br/>
+        <w:t xml:space="preserve">лечащий врач отделения </w:t>
       </w:r>
       <w:r>
         <w:rPr>
@@ -697,7 +869,7 @@
           <w:szCs w:val="28"/>
           <w:lang w:val="ru-RU"/>
         </w:rPr>
-        <w:t>лечащий врач отделения _________</w:t>
+        <w:t>__________</w:t>
       </w:r>
       <w:r>
         <w:rPr>
@@ -752,27 +924,14 @@
           <w:lang w:val="ru-RU"/>
         </w:rPr>
         <w:tab/>
-        <w:t>_________________________</w:t>
+        <w:t xml:space="preserve">________________________       </w:t>
       </w:r>
       <w:r>
         <w:rPr>
           <w:rFonts w:ascii="Times New Roman" w:hAnsi="Times New Roman" w:cs="Times New Roman"/>
           <w:sz w:val="28"/>
           <w:szCs w:val="28"/>
-          <w:lang w:val="ru-RU"/>
         </w:rPr>
-        <w:tab/>
-      </w:r>
-      <w:r>
-        <w:rPr>
-          <w:rFonts w:ascii="Times New Roman" w:hAnsi="Times New Roman" w:cs="Times New Roman"/>
-          <w:sz w:val="28"/>
-          <w:szCs w:val="28"/>
-          <w:lang w:val="ru-RU"/>
-        </w:rPr>
-        <w:tab/>
-      </w:r>
-      <w:r>
         <w:t>{{ doctor.full_name }}</w:t>
       </w:r>
     </w:p>

--- a/assets/templates/word/encounter.docx
+++ b/assets/templates/word/encounter.docx
@@ -524,6 +524,7 @@
           <w:color w:val="auto"/>
           <w:sz w:val="28"/>
           <w:szCs w:val="28"/>
+          <w:lang w:val="ru-RU"/>
         </w:rPr>
       </w:pPr>
       <w:r>
@@ -533,7 +534,17 @@
           <w:sz w:val="28"/>
           <w:szCs w:val="28"/>
         </w:rPr>
-        <w:t>Информация от пациента</w:t>
+        <w:t>Информация о</w:t>
+      </w:r>
+      <w:r>
+        <w:rPr>
+          <w:rFonts w:ascii="Times New Roman" w:hAnsi="Times New Roman" w:cs="Times New Roman"/>
+          <w:color w:val="auto"/>
+          <w:sz w:val="28"/>
+          <w:szCs w:val="28"/>
+          <w:lang w:val="ru-RU"/>
+        </w:rPr>
+        <w:t>т источника</w:t>
       </w:r>
     </w:p>
     <w:p>
@@ -638,7 +649,17 @@
           <w:sz w:val="28"/>
           <w:szCs w:val="28"/>
         </w:rPr>
-        <w:t>О ком сообщил пациент</w:t>
+        <w:t xml:space="preserve">О ком сообщил </w:t>
+      </w:r>
+      <w:r>
+        <w:rPr>
+          <w:rFonts w:ascii="Times New Roman" w:hAnsi="Times New Roman" w:cs="Times New Roman"/>
+          <w:color w:val="auto"/>
+          <w:sz w:val="28"/>
+          <w:szCs w:val="28"/>
+          <w:lang w:val="ru-RU"/>
+        </w:rPr>
+        <w:t>источник</w:t>
       </w:r>
     </w:p>
     <w:p>
@@ -687,6 +708,7 @@
           <w:color w:val="auto"/>
           <w:sz w:val="28"/>
           <w:szCs w:val="28"/>
+          <w:lang w:val="ru-RU"/>
         </w:rPr>
       </w:pPr>
       <w:r>
@@ -696,7 +718,17 @@
           <w:sz w:val="28"/>
           <w:szCs w:val="28"/>
         </w:rPr>
-        <w:t>Мероприятия для исполнения пациентом</w:t>
+        <w:t xml:space="preserve">Мероприятия для исполнения </w:t>
+      </w:r>
+      <w:r>
+        <w:rPr>
+          <w:rFonts w:ascii="Times New Roman" w:hAnsi="Times New Roman" w:cs="Times New Roman"/>
+          <w:color w:val="auto"/>
+          <w:sz w:val="28"/>
+          <w:szCs w:val="28"/>
+          <w:lang w:val="ru-RU"/>
+        </w:rPr>
+        <w:t>источником</w:t>
       </w:r>
     </w:p>
     <w:p>
@@ -739,6 +771,7 @@
           <w:color w:val="auto"/>
           <w:sz w:val="28"/>
           <w:szCs w:val="28"/>
+          <w:lang w:val="ru-RU"/>
         </w:rPr>
       </w:pPr>
       <w:r>
@@ -748,7 +781,17 @@
           <w:sz w:val="28"/>
           <w:szCs w:val="28"/>
         </w:rPr>
-        <w:t>Мероприятия в отношении пациента</w:t>
+        <w:t xml:space="preserve">Мероприятия в отношении </w:t>
+      </w:r>
+      <w:r>
+        <w:rPr>
+          <w:rFonts w:ascii="Times New Roman" w:hAnsi="Times New Roman" w:cs="Times New Roman"/>
+          <w:color w:val="auto"/>
+          <w:sz w:val="28"/>
+          <w:szCs w:val="28"/>
+          <w:lang w:val="ru-RU"/>
+        </w:rPr>
+        <w:t>источника</w:t>
       </w:r>
     </w:p>
     <w:p>
